--- a/docs/prd-docx-v2/用户端App/帖子发布.docx
+++ b/docs/prd-docx-v2/用户端App/帖子发布.docx
@@ -1600,7 +1600,7 @@
                 <w:rFonts w:ascii="宋体" w:hAnsi="宋体" w:eastAsia="宋体"/>
                 <w:sz w:val="21"/>
               </w:rPr>
-              <w:t>`mobile-app.js` / `mock-data.js`</w:t>
+              <w:t>`mobile-app.js` / `原型数据`</w:t>
             </w:r>
           </w:p>
         </w:tc>
@@ -1630,7 +1630,7 @@
                 <w:rFonts w:ascii="宋体" w:hAnsi="宋体" w:eastAsia="宋体"/>
                 <w:sz w:val="21"/>
               </w:rPr>
-              <w:t>`forumBoards`</w:t>
+              <w:t>业务数据</w:t>
             </w:r>
           </w:p>
         </w:tc>
@@ -1644,7 +1644,7 @@
                 <w:rFonts w:ascii="宋体" w:hAnsi="宋体" w:eastAsia="宋体"/>
                 <w:sz w:val="21"/>
               </w:rPr>
-              <w:t>`mock-data.js`</w:t>
+              <w:t>原型数据</w:t>
             </w:r>
           </w:p>
         </w:tc>
@@ -1674,7 +1674,7 @@
                 <w:rFonts w:ascii="宋体" w:hAnsi="宋体" w:eastAsia="宋体"/>
                 <w:sz w:val="21"/>
               </w:rPr>
-              <w:t>`getMockUserAuth()`</w:t>
+              <w:t>`用户认证信息`</w:t>
             </w:r>
           </w:p>
         </w:tc>
@@ -1688,7 +1688,7 @@
                 <w:rFonts w:ascii="宋体" w:hAnsi="宋体" w:eastAsia="宋体"/>
                 <w:sz w:val="21"/>
               </w:rPr>
-              <w:t>`mobile-app.js` / `localStorage`</w:t>
+              <w:t>`mobile-app.js` / `浏览器本地缓存`</w:t>
             </w:r>
           </w:p>
         </w:tc>
@@ -1943,7 +1943,7 @@
           <w:rFonts w:ascii="宋体" w:hAnsi="宋体" w:eastAsia="宋体"/>
           <w:sz w:val="21"/>
         </w:rPr>
-        <w:t>- 内嵌表单的版面数据来源于 `mock-data.js` 中的 `forumBoards`。  ---</w:t>
+        <w:t>- 内嵌表单的版面数据来源于 `原型数据` 中的 `forumBoards`。  ---</w:t>
       </w:r>
     </w:p>
     <w:p>
@@ -2062,7 +2062,7 @@
           <w:rFonts w:ascii="宋体" w:hAnsi="宋体" w:eastAsia="宋体"/>
           <w:sz w:val="21"/>
         </w:rPr>
-        <w:t>- 内嵌表单的富文本编辑器通过 `data-rich-cmd` 绑定 `document.execCommand` 实现基础排版。 - 独立页面为简化版纯文本编辑。  ---</w:t>
+        <w:t>- 内嵌表单的富文本编辑器通过 `交互属性` 绑定 `document.execCommand` 实现基础排版。 - 独立页面为简化版纯文本编辑。  ---</w:t>
       </w:r>
     </w:p>
     <w:p>
